--- a/facilitator-guide-sprint-planning.docx
+++ b/facilitator-guide-sprint-planning.docx
@@ -1007,6 +1007,152 @@
       </w:r>
       <w:r>
         <w:t xml:space="preserve"> each iteration, with a retrospective from the Retro Kit to close the loop. The break-down tools (Epic Canvas, Story Map, Story Splitting, Example Mapping) sit between vision and planning.</w:t>
+      </w:r>
+    </w:p>
+    <w:p>
+      <w:pPr>
+        <w:pStyle w:val="Heading1"/>
+      </w:pPr>
+      <w:r>
+        <w:t xml:space="preserve">Recreate it in your whiteboard</w:t>
+      </w:r>
+    </w:p>
+    <w:p>
+      <w:pPr>
+        <w:pStyle w:val="Small"/>
+      </w:pPr>
+      <w:r>
+        <w:t xml:space="preserve">Paste this into your whiteboard's AI assistant (for example Miro AI or Atlassian Rovo) or a general assistant, to get an editable, native version of the board. Results vary by tool, so expect to tidy it up. For an exact copy, import the SVG as a locked background instead.</w:t>
+      </w:r>
+    </w:p>
+    <w:p>
+      <w:r>
+        <w:t xml:space="preserve">Create an editable whiteboard for “Sprint Planning”, a workshop board.</w:t>
+      </w:r>
+    </w:p>
+    <w:p>
+      <w:r>
+        <w:t xml:space="preserve">Purpose: Agree why this sprint matters, what can be done, and how the team will start, in one visible plan.</w:t>
+      </w:r>
+    </w:p>
+    <w:p>
+      <w:r>
+        <w:t xml:space="preserve">Layout: a wide landscape board (about 16:11). Make one frame per section below, placed as described. In each frame, add the section name as a heading, then its content as short text labels or empty fields to fill in. Leave space in each frame for sticky notes. Use the header colour given. Keep the wording as written and don't add extra content.</w:t>
+      </w:r>
+    </w:p>
+    <w:p>
+      <w:r>
+        <w:t xml:space="preserve">Header fields to fill in: Team, Sprint Dates</w:t>
+      </w:r>
+    </w:p>
+    <w:p>
+      <w:r>
+        <w:t xml:space="preserve">Sections:</w:t>
+      </w:r>
+    </w:p>
+    <w:p>
+      <w:r>
+        <w:t xml:space="preserve">1. Sprint Goal: top left, about 50% wide and 30% tall; header colour purple.</w:t>
+      </w:r>
+    </w:p>
+    <w:p>
+      <w:r>
+        <w:t xml:space="preserve">   Subtitle: Why is this sprint valuable?</w:t>
+      </w:r>
+    </w:p>
+    <w:p>
+      <w:r>
+        <w:t xml:space="preserve">   Content: By the end of this sprint… · We'll know we've achieved it when… · It supports this product goal:</w:t>
+      </w:r>
+    </w:p>
+    <w:p>
+      <w:r>
+        <w:t xml:space="preserve">2. Capacity: top centre, about 25% wide and 30% tall; header colour blue.</w:t>
+      </w:r>
+    </w:p>
+    <w:p>
+      <w:r>
+        <w:t xml:space="preserve">   Subtitle: Be realistic</w:t>
+      </w:r>
+    </w:p>
+    <w:p>
+      <w:r>
+        <w:t xml:space="preserve">   Content: Working days: · People available: · Holidays &amp; absences: · Other commitments: · Recent throughput (last 3): · Capacity this sprint:</w:t>
+      </w:r>
+    </w:p>
+    <w:p>
+      <w:r>
+        <w:t xml:space="preserve">3. Inputs Checked: top right, about 25% wide and 30% tall; header colour emerald green.</w:t>
+      </w:r>
+    </w:p>
+    <w:p>
+      <w:r>
+        <w:t xml:space="preserve">   Content: Product goal &amp; roadmap reviewed · Top of the backlog is ready · Last review's feedback included · Retro actions planned in · Dependencies known · Definition of Done visible</w:t>
+      </w:r>
+    </w:p>
+    <w:p>
+      <w:r>
+        <w:t xml:space="preserve">4. Selected Items: middle centre, about 75% wide and 45% tall; header colour orange.</w:t>
+      </w:r>
+    </w:p>
+    <w:p>
+      <w:r>
+        <w:t xml:space="preserve">   Subtitle: In priority order · stop when capacity is reached</w:t>
+      </w:r>
+    </w:p>
+    <w:p>
+      <w:r>
+        <w:t xml:space="preserve">   Content: Needed for the Sprint Goal · Also planned · If we only finish these, the sprint still succeeds · Valuable, but they can move if the goal is at risk</w:t>
+      </w:r>
+    </w:p>
+    <w:p>
+      <w:r>
+        <w:t xml:space="preserve">5. Risks &amp; Dependencies: middle right, about 25% wide and 45% tall; header colour red.</w:t>
+      </w:r>
+    </w:p>
+    <w:p>
+      <w:r>
+        <w:t xml:space="preserve">   Content: What could stop us reaching the goal? · Who outside the team do we need, and when?</w:t>
+      </w:r>
+    </w:p>
+    <w:p>
+      <w:r>
+        <w:t xml:space="preserve">6. How We'll Start: bottom left, about 50% wide and 20% tall; header colour sky blue.</w:t>
+      </w:r>
+    </w:p>
+    <w:p>
+      <w:r>
+        <w:t xml:space="preserve">   Subtitle: The first days</w:t>
+      </w:r>
+    </w:p>
+    <w:p>
+      <w:r>
+        <w:t xml:space="preserve">   Content: Day 1, we start with: · Pairing / swarming on: · First thing to finish:</w:t>
+      </w:r>
+    </w:p>
+    <w:p>
+      <w:r>
+        <w:t xml:space="preserve">7. Confidence Vote: bottom right, about 50% wide and 20% tall; header colour dark green.</w:t>
+      </w:r>
+    </w:p>
+    <w:p>
+      <w:r>
+        <w:t xml:space="preserve">   Subtitle: Fist of five</w:t>
+      </w:r>
+    </w:p>
+    <w:p>
+      <w:r>
+        <w:t xml:space="preserve">   Content: 1. 2 · 3. 4 · 5 · No confidence · Serious concerns · Some concerns · Confident · Very confident · Any 1s or 2s? Concerns raised:</w:t>
+      </w:r>
+    </w:p>
+    <w:p>
+      <w:r>
+        <w:t xml:space="preserve">Footer questions: “If we only achieve one thing this sprint, what should it be?” “What would stop us from reaching the goal?”</w:t>
+      </w:r>
+    </w:p>
+    <w:p>
+      <w:r>
+        <w:t xml:space="preserve">Original board for reference: https://eparker71.github.io/agile-ways-of-working/sprint-planning-board.html</w:t>
       </w:r>
     </w:p>
     <w:p>

--- a/facilitator-guide-sprint-planning.docx
+++ b/facilitator-guide-sprint-planning.docx
@@ -226,7 +226,7 @@
         </w:numPr>
       </w:pPr>
       <w:r>
-        <w:t xml:space="preserve">Print the board at A3, or load the SVG as a digital background</w:t>
+        <w:t xml:space="preserve">Print the board at A3 or 11×17, or load the SVG as a digital background</w:t>
       </w:r>
     </w:p>
     <w:p>
